--- a/Treadmill_Controller_User_Manual.docx
+++ b/Treadmill_Controller_User_Manual.docx
@@ -55,11 +55,11 @@
           <w:color w:val="505050"/>
           <w:sz w:val="20"/>
         </w:rPr>
-        <w:t>Document version 1.1</w:t>
+        <w:t>Document version 1.2</w:t>
         <w:br/>
-        <w:t>16 September 2026</w:t>
+        <w:t>17 September 2026</w:t>
         <w:br/>
-        <w:t>For firmware revision 5</w:t>
+        <w:t>For firmware revision 7</w:t>
       </w:r>
     </w:p>
     <w:p>
@@ -1233,14 +1233,8 @@
             </w:tcMar>
           </w:tcPr>
           <w:p>
-            <w:pPr>
-              <w:spacing w:after="0"/>
-            </w:pPr>
             <w:r>
-              <w:rPr>
-                <w:sz w:val="18"/>
-              </w:rPr>
-              <w:t>The PLC input subsystem is not responding.</w:t>
+              <w:t>RS-485 is disabled and this controller operates as a standalone unit. Wi-Fi remains available.</w:t>
             </w:r>
           </w:p>
         </w:tc>
@@ -1292,6 +1286,138 @@
                 <w:sz w:val="18"/>
               </w:rPr>
               <w:t>RS-485 is not enabled in this standalone version.</w:t>
+            </w:r>
+          </w:p>
+        </w:tc>
+      </w:tr>
+      <w:tr>
+        <w:tc>
+          <w:tcPr>
+            <w:tcW w:type="dxa" w:w="2278"/>
+          </w:tcPr>
+          <w:p>
+            <w:r>
+              <w:t>P485 OK</w:t>
+            </w:r>
+          </w:p>
+        </w:tc>
+        <w:tc>
+          <w:tcPr>
+            <w:tcW w:type="dxa" w:w="7716"/>
+          </w:tcPr>
+          <w:p>
+            <w:r>
+              <w:t>This unit is the RS-485 primary and at least one other node is communicating. Its Wi-Fi and web interface are active.</w:t>
+            </w:r>
+          </w:p>
+        </w:tc>
+      </w:tr>
+      <w:tr>
+        <w:tc>
+          <w:tcPr>
+            <w:tcW w:type="dxa" w:w="2278"/>
+          </w:tcPr>
+          <w:p>
+            <w:r>
+              <w:t>S485 OK</w:t>
+            </w:r>
+          </w:p>
+        </w:tc>
+        <w:tc>
+          <w:tcPr>
+            <w:tcW w:type="dxa" w:w="7716"/>
+          </w:tcPr>
+          <w:p>
+            <w:r>
+              <w:t>This unit is an RS-485 secondary. Its Wi-Fi radio and web server are off.</w:t>
+            </w:r>
+          </w:p>
+        </w:tc>
+      </w:tr>
+      <w:tr>
+        <w:tc>
+          <w:tcPr>
+            <w:tcW w:type="dxa" w:w="2278"/>
+          </w:tcPr>
+          <w:p>
+            <w:r>
+              <w:t>P485 WAIT</w:t>
+            </w:r>
+          </w:p>
+        </w:tc>
+        <w:tc>
+          <w:tcPr>
+            <w:tcW w:type="dxa" w:w="7716"/>
+          </w:tcPr>
+          <w:p>
+            <w:r>
+              <w:t>This unit is primary but no peer has responded recently. Wi-Fi remains active.</w:t>
+            </w:r>
+          </w:p>
+        </w:tc>
+      </w:tr>
+      <w:tr>
+        <w:tc>
+          <w:tcPr>
+            <w:tcW w:type="dxa" w:w="2278"/>
+          </w:tcPr>
+          <w:p>
+            <w:r>
+              <w:t>S485 WAIT</w:t>
+            </w:r>
+          </w:p>
+        </w:tc>
+        <w:tc>
+          <w:tcPr>
+            <w:tcW w:type="dxa" w:w="7716"/>
+          </w:tcPr>
+          <w:p>
+            <w:r>
+              <w:t>This unit is secondary and is waiting for primary traffic.</w:t>
+            </w:r>
+          </w:p>
+        </w:tc>
+      </w:tr>
+      <w:tr>
+        <w:tc>
+          <w:tcPr>
+            <w:tcW w:type="dxa" w:w="2278"/>
+          </w:tcPr>
+          <w:p>
+            <w:r>
+              <w:t>ELECT</w:t>
+            </w:r>
+          </w:p>
+        </w:tc>
+        <w:tc>
+          <w:tcPr>
+            <w:tcW w:type="dxa" w:w="7716"/>
+          </w:tcPr>
+          <w:p>
+            <w:r>
+              <w:t>No usable primary was heard. The unit is participating in automatic primary election.</w:t>
+            </w:r>
+          </w:p>
+        </w:tc>
+      </w:tr>
+      <w:tr>
+        <w:tc>
+          <w:tcPr>
+            <w:tcW w:type="dxa" w:w="2278"/>
+          </w:tcPr>
+          <w:p>
+            <w:r>
+              <w:t>485 ERR</w:t>
+            </w:r>
+          </w:p>
+        </w:tc>
+        <w:tc>
+          <w:tcPr>
+            <w:tcW w:type="dxa" w:w="7716"/>
+          </w:tcPr>
+          <w:p>
+            <w:r>
+              <w:t>The RS-485 UART could not be initialized; local treadmill control remains independent.</w:t>
             </w:r>
           </w:p>
         </w:tc>
@@ -2218,7 +2344,7 @@
     </w:p>
     <w:p>
       <w:r>
-        <w:t>The display alternates between the controller address and the local button reminder when no error or reset message takes priority. Enter http:// followed by that address in a browser. Use the credentials supplied by the installer; unchanged defaults are listed below.</w:t>
+        <w:t>The display alternates between the controller address and the local button reminder when no error or reset message takes priority. Only the standalone unit or elected primary provides Wi-Fi. Enter http:// followed by the primary's displayed address in a browser. Use the credentials supplied by the installer; unchanged defaults are listed below.</w:t>
       </w:r>
     </w:p>
     <w:tbl>
@@ -2969,12 +3095,119 @@
     </w:p>
     <w:p>
       <w:r>
-        <w:t>The web interface does not replace the mushroom E-stop or the treadmill's normal controls. Loss of Wi-Fi does not stop local pulse counting or disable the hardwired E-stop circuit.</w:t>
+        <w:t>The web interface does not replace the mushroom E-stop or the treadmill's normal controls. A secondary intentionally has no Wi-Fi. Loss of Wi-Fi does not stop local pulse counting or disable the hardwired E-stop circuit.</w:t>
       </w:r>
     </w:p>
     <w:p>
       <w:r>
         <w:t>Arming is local only: use a one-second B hold and release. The web interface has no Arm control. After a web reset, check the displayed count, state, and latest reset message to confirm the result.</w:t>
+      </w:r>
+    </w:p>
+    <w:p>
+      <w:pPr>
+        <w:pStyle w:val="Heading1"/>
+      </w:pPr>
+      <w:r>
+        <w:t>RS 485 Network Operation</w:t>
+      </w:r>
+    </w:p>
+    <w:p>
+      <w:r>
+        <w:t>Every networked controller runs the same firmware and keeps controlling its own treadmill locally. Each unit must have a unique address from 1 through 8. Address 1 is the preferred primary, but any node can become primary after a failure.</w:t>
+      </w:r>
+    </w:p>
+    <w:p>
+      <w:pPr>
+        <w:pStyle w:val="Heading2"/>
+      </w:pPr>
+      <w:r>
+        <w:t>Primary and secondary behavior</w:t>
+      </w:r>
+    </w:p>
+    <w:p>
+      <w:pPr>
+        <w:pStyle w:val="ListBullet"/>
+      </w:pPr>
+      <w:r>
+        <w:t>The elected primary polls the other nodes, collects their status and provides the Wi-Fi web interface.</w:t>
+      </w:r>
+    </w:p>
+    <w:p>
+      <w:pPr>
+        <w:pStyle w:val="ListBullet"/>
+      </w:pPr>
+      <w:r>
+        <w:t>Secondary units switch their Wi-Fi radios completely off. This prevents multiple controller access points from appearing during normal operation.</w:t>
+      </w:r>
+    </w:p>
+    <w:p>
+      <w:pPr>
+        <w:pStyle w:val="ListBullet"/>
+      </w:pPr>
+      <w:r>
+        <w:t>If primary traffic disappears, election normally completes in approximately 7 to 9 seconds. The replacement primary then starts Wi-Fi using its own saved network settings and its own flux- access-point name.</w:t>
+      </w:r>
+    </w:p>
+    <w:p>
+      <w:pPr>
+        <w:pStyle w:val="ListBullet"/>
+      </w:pPr>
+      <w:r>
+        <w:t>When a lower-address node returns, it becomes primary and the higher-address unit returns to secondary operation and shuts Wi-Fi off.</w:t>
+      </w:r>
+    </w:p>
+    <w:p>
+      <w:r>
+        <w:t>A broken or disconnected RS-485 cable can divide the system into separate groups. Each isolated group may elect its own primary and enable its own Wi-Fi. When the cable is restored, the groups settle on the lowest available node address as the single primary.</w:t>
+      </w:r>
+    </w:p>
+    <w:p>
+      <w:pPr>
+        <w:pStyle w:val="Heading2"/>
+      </w:pPr>
+      <w:r>
+        <w:t>Using the network dashboard</w:t>
+      </w:r>
+    </w:p>
+    <w:p>
+      <w:r>
+        <w:t>Open the web interface of the current primary. The dashboard provides a tab for each discovered node. A node tab shows its count, target, state, inputs, relay commands and communication age. Remote stop, pause, acknowledge, reset and target commands are sent over RS-485; arming remains a local button action at the treadmill.</w:t>
+      </w:r>
+    </w:p>
+    <w:p>
+      <w:r>
+        <w:t>Do not act on a node marked STALE or OFFLINE. Confirm the command result and the physical state at the affected treadmill. Network loss does not bypass the hardwired E-stop or stop local counting.</w:t>
+      </w:r>
+    </w:p>
+    <w:p>
+      <w:pPr>
+        <w:pStyle w:val="Heading2"/>
+      </w:pPr>
+      <w:r>
+        <w:t>Configuring or servicing a secondary</w:t>
+      </w:r>
+    </w:p>
+    <w:p>
+      <w:pPr/>
+      <w:r>
+        <w:t>1.  Disconnect that unit from the RS-485 bus, or turn off the current primary.</w:t>
+      </w:r>
+    </w:p>
+    <w:p>
+      <w:pPr/>
+      <w:r>
+        <w:t>2.  Wait approximately 7 to 9 seconds for the unit to elect itself primary and enable Wi-Fi. If it cannot join its saved network, its fallback flux- access point appears after approximately 15 seconds.</w:t>
+      </w:r>
+    </w:p>
+    <w:p>
+      <w:pPr/>
+      <w:r>
+        <w:t>3.  Connect to the address shown on its display, make the required change, then restore the RS-485 connection.</w:t>
+      </w:r>
+    </w:p>
+    <w:p>
+      <w:r>
+        <w:t>Firmware revision 7 does not provide browser-based firmware upload. Install new firmware over USB on every node. Do not mix revision 6 and revision 7 nodes on the same RS-485 network.</w:t>
       </w:r>
     </w:p>
     <w:p>
@@ -3983,6 +4216,94 @@
           </w:p>
         </w:tc>
       </w:tr>
+      <w:tr>
+        <w:tc>
+          <w:tcPr>
+            <w:tcW w:type="dxa" w:w="3160"/>
+          </w:tcPr>
+          <w:p>
+            <w:r>
+              <w:t>No controller Wi-Fi</w:t>
+            </w:r>
+          </w:p>
+        </w:tc>
+        <w:tc>
+          <w:tcPr>
+            <w:tcW w:type="dxa" w:w="6834"/>
+          </w:tcPr>
+          <w:p>
+            <w:r>
+              <w:t>Check the displays. S485 means the unit is a secondary and Wi-Fi is intentionally off. Connect to the unit showing P485, or isolate the required unit and wait for it to become primary.</w:t>
+            </w:r>
+          </w:p>
+        </w:tc>
+      </w:tr>
+      <w:tr>
+        <w:tc>
+          <w:tcPr>
+            <w:tcW w:type="dxa" w:w="3160"/>
+          </w:tcPr>
+          <w:p>
+            <w:r>
+              <w:t>RS-485 icon is not OK</w:t>
+            </w:r>
+          </w:p>
+        </w:tc>
+        <w:tc>
+          <w:tcPr>
+            <w:tcW w:type="dxa" w:w="6834"/>
+          </w:tcPr>
+          <w:p>
+            <w:r>
+              <w:t>Confirm every node has a unique address, firmware revision 7, A-to-A, B-to-B and signal ground continuity. Terminate only the two physical ends of the bus.</w:t>
+            </w:r>
+          </w:p>
+        </w:tc>
+      </w:tr>
+      <w:tr>
+        <w:tc>
+          <w:tcPr>
+            <w:tcW w:type="dxa" w:w="3160"/>
+          </w:tcPr>
+          <w:p>
+            <w:r>
+              <w:t>Primary changed</w:t>
+            </w:r>
+          </w:p>
+        </w:tc>
+        <w:tc>
+          <w:tcPr>
+            <w:tcW w:type="dxa" w:w="6834"/>
+          </w:tcPr>
+          <w:p>
+            <w:r>
+              <w:t>This is expected after communication loss or a lower-address node returns. Reconnect to the new primary's saved network or flux- access point.</w:t>
+            </w:r>
+          </w:p>
+        </w:tc>
+      </w:tr>
+      <w:tr>
+        <w:tc>
+          <w:tcPr>
+            <w:tcW w:type="dxa" w:w="3160"/>
+          </w:tcPr>
+          <w:p>
+            <w:r>
+              <w:t>Node tab is stale or offline</w:t>
+            </w:r>
+          </w:p>
+        </w:tc>
+        <w:tc>
+          <w:tcPr>
+            <w:tcW w:type="dxa" w:w="6834"/>
+          </w:tcPr>
+          <w:p>
+            <w:r>
+              <w:t>Do not repeat control commands blindly. Inspect bus wiring and the affected unit, then confirm its local display and treadmill state.</w:t>
+            </w:r>
+          </w:p>
+        </w:tc>
+      </w:tr>
     </w:tbl>
     <w:p>
       <w:pPr>
